--- a/Zerde_Konergen_sozder/Zhetekshi_pikiri.docx
+++ b/Zerde_Konergen_sozder/Zhetekshi_pikiri.docx
@@ -138,49 +138,7 @@
           <w:sz w:val="28"/>
           <w:szCs w:val="28"/>
         </w:rPr>
-        <w:t xml:space="preserve"> Оқушы 36 көнерген сөзді түсіндірме сөздік бойынша тексерді, екі ақпарат сайтында БАҚ мониторингін жүргізді, елді мекеннің көшелерін аралап, көне сөз бар </w:t>
-      </w:r>
-      <w:r>
-        <w:rPr>
-          <w:rFonts w:ascii="Times New Roman" w:cs="Times New Roman" w:eastAsia="Times New Roman" w:hAnsi="Times New Roman"/>
-          <w:b w:val="false"/>
-          <w:bCs w:val="false"/>
-          <w:sz w:val="28"/>
-          <w:szCs w:val="28"/>
-          <w:highlight w:val="yellow"/>
-        </w:rPr>
-        <w:t xml:space="preserve">[___]</w:t>
-      </w:r>
-      <w:r>
-        <w:rPr>
-          <w:rFonts w:ascii="Times New Roman" w:cs="Times New Roman" w:eastAsia="Times New Roman" w:hAnsi="Times New Roman"/>
-          <w:b w:val="false"/>
-          <w:bCs w:val="false"/>
-          <w:sz w:val="28"/>
-          <w:szCs w:val="28"/>
-        </w:rPr>
-        <w:t xml:space="preserve"> жазуды суретке түсірді, үш буынның </w:t>
-      </w:r>
-      <w:r>
-        <w:rPr>
-          <w:rFonts w:ascii="Times New Roman" w:cs="Times New Roman" w:eastAsia="Times New Roman" w:hAnsi="Times New Roman"/>
-          <w:b w:val="false"/>
-          <w:bCs w:val="false"/>
-          <w:sz w:val="28"/>
-          <w:szCs w:val="28"/>
-          <w:highlight w:val="yellow"/>
-        </w:rPr>
-        <w:t xml:space="preserve">[___]</w:t>
-      </w:r>
-      <w:r>
-        <w:rPr>
-          <w:rFonts w:ascii="Times New Roman" w:cs="Times New Roman" w:eastAsia="Times New Roman" w:hAnsi="Times New Roman"/>
-          <w:b w:val="false"/>
-          <w:bCs w:val="false"/>
-          <w:sz w:val="28"/>
-          <w:szCs w:val="28"/>
-        </w:rPr>
-        <w:t xml:space="preserve"> өкілімен сөз тану тестін өткізді; нәтижелерді біріктіріп, әр сөздің бүгінгі мәртебесін анықтады және «Көне сөз – жаңа тыныс» мини-сөздігін жасады.</w:t>
+        <w:t xml:space="preserve"> Оқушы 36 көнерген сөзді түсіндірме сөздік бойынша тексерді, «Egemen Qazaqstan» газетінің сайтында БАҚ мониторингін жүргізді, үш буынның 7 өкілімен сөз тану тестін өткізді; нәтижелерді біріктіріп, әр сөздің бүгінгі мәртебесін анықтады және «Көне сөз – жаңа тыныс» мини-сөздігін жасады.</w:t>
       </w:r>
     </w:p>
     <w:p>
@@ -207,7 +165,7 @@
           <w:sz w:val="28"/>
           <w:szCs w:val="28"/>
         </w:rPr>
-        <w:t xml:space="preserve"> </w:t>
+        <w:t xml:space="preserve"> Оқушы 36 сөздің 0-і қайта жанданғанын, 1-і негізінен атауларда сақталғанын, 3-і тек тарихи мәтінде қалғанын, ал 0-і ұмыт болып бара жатқанын деректермен көрсетті. Әдістердің әртүрлілігі – сөздік, баспасөз және адамдардың білімі – жұмыстың басты артықшылығы. </w:t>
       </w:r>
       <w:r>
         <w:rPr>
@@ -218,7 +176,7 @@
           <w:szCs w:val="28"/>
           <w:highlight w:val="yellow"/>
         </w:rPr>
-        <w:t xml:space="preserve">[Зерттеу аяқталғаннан кейін толтырылады.]</w:t>
+        <w:t xml:space="preserve">[Жетекші өз бағасын қосады.]</w:t>
       </w:r>
     </w:p>
     <w:p>
@@ -272,7 +230,7 @@
           <w:sz w:val="28"/>
           <w:szCs w:val="28"/>
         </w:rPr>
-        <w:t xml:space="preserve"> БАҚ-та тек екі сайт тексерілді, іздеу нәтижесінің саны шамамен ғана; лингвистикалық серуен бір елді мекенде жүргізілді; тестке қатысушылар саны аз. Болашақта әлеуметтік желілердегі жастар тілін зерттеу ұсынылады.</w:t>
+        <w:t xml:space="preserve"> БАҚ-та тек бір газеттің сайты тексерілді, іздеу нәтижесінің саны шамамен ғана; тестке қатысушылар саны аз. Болашақта әлеуметтік желілердегі жастар тілін зерттеу ұсынылады.</w:t>
       </w:r>
     </w:p>
     <w:p>

--- a/Zerde_Konergen_sozder/Zhetekshi_pikiri.docx
+++ b/Zerde_Konergen_sozder/Zhetekshi_pikiri.docx
@@ -138,7 +138,7 @@
           <w:sz w:val="28"/>
           <w:szCs w:val="28"/>
         </w:rPr>
-        <w:t xml:space="preserve"> Оқушы 36 көнерген сөзді түсіндірме сөздік бойынша тексерді, «Egemen Qazaqstan» газетінің сайтында БАҚ мониторингін жүргізді, үш буынның 7 өкілімен сөз тану тестін өткізді; нәтижелерді біріктіріп, әр сөздің бүгінгі мәртебесін анықтады және «Көне сөз – жаңа тыныс» мини-сөздігін жасады.</w:t>
+        <w:t xml:space="preserve"> Оқушы 36 көнерген сөзді түсіндірме сөздік бойынша тексерді, әскери топтағы 4 сөз бойынша «Egemen Qazaqstan» сайтында БАҚ мониторингін жүргізді, үш буынның 7 өкілімен сөз тану тестін өткізді; нәтижелерді салыстырып, «Көне сөз – жаңа тыныс» мини-сөздігін жасады.</w:t>
       </w:r>
     </w:p>
     <w:p>
@@ -165,7 +165,28 @@
           <w:sz w:val="28"/>
           <w:szCs w:val="28"/>
         </w:rPr>
-        <w:t xml:space="preserve"> Оқушы 36 сөздің 0-і қайта жанданғанын, 1-і негізінен атауларда сақталғанын, 3-і тек тарихи мәтінде қалғанын, ал 0-і ұмыт болып бара жатқанын деректермен көрсетті. Әдістердің әртүрлілігі – сөздік, баспасөз және адамдардың білімі – жұмыстың басты артықшылығы. </w:t>
+        <w:t xml:space="preserve"> Оқушы түсіндірме сөздікте 36 көне сөздің 19-ында «көнерген» не «тарихи» белгісі жоқ екенін, әсіресе бүгін қайта қолданысқа енген архаизмдердің («әкім», «теңге», «мәжіліс», «сарбаз») жалпы қолданыстағы сөз ретінде берілгенін анықтады; «жарлық», «құрылтай» сөздерінің сөздікте тек ескі мағынасымен берілгенін байқап, сөздіктің тіл өзгерісінен артта қалатынын көрсетті. </w:t>
+      </w:r>
+      <w:r>
+        <w:rPr>
+          <w:rFonts w:ascii="Times New Roman" w:cs="Times New Roman" w:eastAsia="Times New Roman" w:hAnsi="Times New Roman"/>
+          <w:b w:val="false"/>
+          <w:bCs w:val="false"/>
+          <w:sz w:val="28"/>
+          <w:szCs w:val="28"/>
+          <w:highlight w:val="yellow"/>
+        </w:rPr>
+        <w:t xml:space="preserve">[Тест нәтижесі тест аяқталғаннан кейін қосылады.]</w:t>
+      </w:r>
+      <w:r>
+        <w:rPr>
+          <w:rFonts w:ascii="Times New Roman" w:cs="Times New Roman" w:eastAsia="Times New Roman" w:hAnsi="Times New Roman"/>
+          <w:b w:val="false"/>
+          <w:bCs w:val="false"/>
+          <w:sz w:val="28"/>
+          <w:szCs w:val="28"/>
+        </w:rPr>
+        <w:t xml:space="preserve"> </w:t>
       </w:r>
       <w:r>
         <w:rPr>
@@ -230,7 +251,7 @@
           <w:sz w:val="28"/>
           <w:szCs w:val="28"/>
         </w:rPr>
-        <w:t xml:space="preserve"> БАҚ-та тек бір газеттің сайты тексерілді, іздеу нәтижесінің саны шамамен ғана; тестке қатысушылар саны аз. Болашақта әлеуметтік желілердегі жастар тілін зерттеу ұсынылады.</w:t>
+        <w:t xml:space="preserve"> БАҚ мониторингі бір газеттің сайтында тек 4 сөзге жүргізілді, іздеу нәтижесінің саны шамамен ғана; тестке әр буыннан 6 адам ғана қатысты. Болашақта мониторингті барлық топқа кеңейту ұсынылады. Болашақта әлеуметтік желілердегі жастар тілін зерттеу ұсынылады.</w:t>
       </w:r>
     </w:p>
     <w:p>
